--- a/Lab_Experiments/TOC_Lab_Experiments.docx
+++ b/Lab_Experiments/TOC_Lab_Experiments.docx
@@ -7,10 +7,7 @@
         <w:pStyle w:val="Heading1"/>
       </w:pPr>
       <w:r>
-        <w:t xml:space="preserve">Theory of </w:t>
-      </w:r>
-      <w:r>
-        <w:t>Computation</w:t>
+        <w:t>Theory of Computation</w:t>
       </w:r>
     </w:p>
     <w:p>
@@ -176,12 +173,6 @@
           <w:sz w:val="18"/>
         </w:rPr>
         <w:br/>
-      </w:r>
-      <w:r>
-        <w:rPr>
-          <w:rFonts w:ascii="Courier New" w:hAnsi="Courier New"/>
-          <w:sz w:val="18"/>
-        </w:rPr>
         <w:t xml:space="preserve"> return 0;</w:t>
       </w:r>
       <w:r>
@@ -226,10 +217,7 @@
         <w:pStyle w:val="Heading3"/>
       </w:pPr>
       <w:r>
-        <w:t>S</w:t>
-      </w:r>
-      <w:r>
-        <w:t>ample Output</w:t>
+        <w:t>Sample Output</w:t>
       </w:r>
       <w:r>
         <w:t>:</w:t>
@@ -413,12 +401,6 @@
           <w:sz w:val="18"/>
         </w:rPr>
         <w:br/>
-      </w:r>
-      <w:r>
-        <w:rPr>
-          <w:rFonts w:ascii="Courier New" w:hAnsi="Courier New"/>
-          <w:sz w:val="18"/>
-        </w:rPr>
         <w:t xml:space="preserve"> char s[100];</w:t>
       </w:r>
       <w:r>
@@ -568,10 +550,7 @@
         <w:pStyle w:val="Heading3"/>
       </w:pPr>
       <w:r>
-        <w:t>R</w:t>
-      </w:r>
-      <w:r>
-        <w:t>esult</w:t>
+        <w:t>Result</w:t>
       </w:r>
     </w:p>
     <w:p>
@@ -768,10 +747,7 @@
         <w:pStyle w:val="Heading3"/>
       </w:pPr>
       <w:r>
-        <w:t>S</w:t>
-      </w:r>
-      <w:r>
-        <w:t>ample Output</w:t>
+        <w:t>Sample Output</w:t>
       </w:r>
     </w:p>
     <w:p>
@@ -1073,10 +1049,7 @@
         <w:pStyle w:val="Heading3"/>
       </w:pPr>
       <w:r>
-        <w:t>R</w:t>
-      </w:r>
-      <w:r>
-        <w:t>esult</w:t>
+        <w:t>Result</w:t>
       </w:r>
     </w:p>
     <w:p>
@@ -1220,12 +1193,6 @@
           <w:sz w:val="18"/>
         </w:rPr>
         <w:br/>
-      </w:r>
-      <w:r>
-        <w:rPr>
-          <w:rFonts w:ascii="Courier New" w:hAnsi="Courier New"/>
-          <w:sz w:val="18"/>
-        </w:rPr>
         <w:t xml:space="preserve"> else printf("Does not belong");</w:t>
       </w:r>
       <w:r>
@@ -1255,10 +1222,7 @@
         <w:pStyle w:val="Heading3"/>
       </w:pPr>
       <w:r>
-        <w:t>S</w:t>
-      </w:r>
-      <w:r>
-        <w:t>ample Output</w:t>
+        <w:t>Sample Output</w:t>
       </w:r>
     </w:p>
     <w:p>
@@ -1440,12 +1404,6 @@
           <w:sz w:val="18"/>
         </w:rPr>
         <w:br/>
-      </w:r>
-      <w:r>
-        <w:rPr>
-          <w:rFonts w:ascii="Courier New" w:hAnsi="Courier New"/>
-          <w:sz w:val="18"/>
-        </w:rPr>
         <w:t xml:space="preserve"> int l=0,r=strlen(s)-1,ok=1;</w:t>
       </w:r>
       <w:r>
@@ -1591,10 +1549,7 @@
     </w:p>
     <w:p>
       <w:r>
-        <w:t>T</w:t>
-      </w:r>
-      <w:r>
-        <w:t>hus the required program was implemented and executed successfully.</w:t>
+        <w:t>Thus the required program was implemented and executed successfully.</w:t>
       </w:r>
     </w:p>
     <w:p/>
@@ -1844,10 +1799,7 @@
         <w:pStyle w:val="Heading3"/>
       </w:pPr>
       <w:r>
-        <w:t>R</w:t>
-      </w:r>
-      <w:r>
-        <w:t>esult</w:t>
+        <w:t>Result</w:t>
       </w:r>
     </w:p>
     <w:p>
@@ -2081,10 +2033,7 @@
     </w:p>
     <w:p>
       <w:r>
-        <w:t>T</w:t>
-      </w:r>
-      <w:r>
-        <w:t>hus the required program was implemented and executed successfully.</w:t>
+        <w:t>Thus the required program was implemented and executed successfully.</w:t>
       </w:r>
     </w:p>
     <w:p/>
@@ -2334,10 +2283,7 @@
     </w:p>
     <w:p>
       <w:r>
-        <w:t>T</w:t>
-      </w:r>
-      <w:r>
-        <w:t>hus the required program was implemented and executed successfully.</w:t>
+        <w:t>Thus the required program was implemented and executed successfully.</w:t>
       </w:r>
     </w:p>
     <w:p/>
@@ -2546,10 +2492,610 @@
     </w:p>
     <w:p>
       <w:r>
-        <w:t>T</w:t>
-      </w:r>
-      <w:r>
-        <w:t>hus the required program was implemented and executed successfully.</w:t>
+        <w:t>Thus the required program was implemented and executed successfully.</w:t>
+      </w:r>
+    </w:p>
+    <w:p/>
+    <w:p/>
+    <w:p/>
+    <w:p/>
+    <w:p/>
+    <w:p/>
+    <w:p/>
+    <w:p>
+      <w:r>
+        <w:t>Experiment 11</w:t>
+      </w:r>
+    </w:p>
+    <w:p>
+      <w:r>
+        <w:t>Write a C program to find ε-closure for all the states in a Non-Deterministic Finite Automata (NFA) with ε-moves.</w:t>
+      </w:r>
+    </w:p>
+    <w:p>
+      <w:r>
+        <w:t>Aim</w:t>
+      </w:r>
+    </w:p>
+    <w:p>
+      <w:r>
+        <w:t>To write and execute a C program to find the ε-closure of all the states in a Non-Deterministic Finite Automata (NFA) with ε-transitions.</w:t>
+      </w:r>
+    </w:p>
+    <w:p/>
+    <w:p>
+      <w:r>
+        <w:t>Algorithm</w:t>
+      </w:r>
+    </w:p>
+    <w:p>
+      <w:r>
+        <w:t>Start the program.</w:t>
+      </w:r>
+    </w:p>
+    <w:p/>
+    <w:p>
+      <w:r>
+        <w:t>Read the number of states in the NFA.</w:t>
+      </w:r>
+    </w:p>
+    <w:p/>
+    <w:p>
+      <w:r>
+        <w:t>Read the ε-transition matrix.</w:t>
+      </w:r>
+    </w:p>
+    <w:p/>
+    <w:p>
+      <w:r>
+        <w:t>For each state:</w:t>
+      </w:r>
+    </w:p>
+    <w:p/>
+    <w:p>
+      <w:r>
+        <w:t>Include the state itself in its ε-closure.</w:t>
+      </w:r>
+    </w:p>
+    <w:p/>
+    <w:p>
+      <w:r>
+        <w:t>Find all states reachable through ε-transitions.</w:t>
+      </w:r>
+    </w:p>
+    <w:p/>
+    <w:p>
+      <w:r>
+        <w:t>Repeat until no new states are found.</w:t>
+      </w:r>
+    </w:p>
+    <w:p/>
+    <w:p>
+      <w:r>
+        <w:t>Display the ε-closure of every state.</w:t>
+      </w:r>
+    </w:p>
+    <w:p/>
+    <w:p>
+      <w:r>
+        <w:t>Stop.</w:t>
+      </w:r>
+    </w:p>
+    <w:p/>
+    <w:p>
+      <w:r>
+        <w:t>C Program</w:t>
+      </w:r>
+    </w:p>
+    <w:p>
+      <w:r>
+        <w:t>C</w:t>
+      </w:r>
+    </w:p>
+    <w:p/>
+    <w:p>
+      <w:r>
+        <w:t>#include &lt;</w:t>
+      </w:r>
+      <w:proofErr w:type="spellStart"/>
+      <w:r>
+        <w:t>stdio.h</w:t>
+      </w:r>
+      <w:proofErr w:type="spellEnd"/>
+      <w:r>
+        <w:t>&gt;</w:t>
+      </w:r>
+    </w:p>
+    <w:p/>
+    <w:p>
+      <w:r>
+        <w:t>#define MAX 10</w:t>
+      </w:r>
+    </w:p>
+    <w:p/>
+    <w:p>
+      <w:r>
+        <w:t>int n;</w:t>
+      </w:r>
+    </w:p>
+    <w:p>
+      <w:r>
+        <w:t>int e[MAX][MAX];</w:t>
+      </w:r>
+    </w:p>
+    <w:p>
+      <w:r>
+        <w:t>int visited[MAX];</w:t>
+      </w:r>
+    </w:p>
+    <w:p/>
+    <w:p>
+      <w:r>
+        <w:t xml:space="preserve">void </w:t>
+      </w:r>
+      <w:proofErr w:type="spellStart"/>
+      <w:r>
+        <w:t>eclosure</w:t>
+      </w:r>
+      <w:proofErr w:type="spellEnd"/>
+      <w:r>
+        <w:t>(int state)</w:t>
+      </w:r>
+    </w:p>
+    <w:p>
+      <w:r>
+        <w:t>{</w:t>
+      </w:r>
+    </w:p>
+    <w:p>
+      <w:r>
+        <w:t xml:space="preserve">    int </w:t>
+      </w:r>
+      <w:proofErr w:type="spellStart"/>
+      <w:r>
+        <w:t>i</w:t>
+      </w:r>
+      <w:proofErr w:type="spellEnd"/>
+      <w:r>
+        <w:t>;</w:t>
+      </w:r>
+    </w:p>
+    <w:p/>
+    <w:p>
+      <w:r>
+        <w:t xml:space="preserve">    visited[state] = 1;</w:t>
+      </w:r>
+    </w:p>
+    <w:p>
+      <w:r>
+        <w:t xml:space="preserve">    </w:t>
+      </w:r>
+      <w:proofErr w:type="spellStart"/>
+      <w:r>
+        <w:t>printf</w:t>
+      </w:r>
+      <w:proofErr w:type="spellEnd"/>
+      <w:r>
+        <w:t>("</w:t>
+      </w:r>
+      <w:proofErr w:type="spellStart"/>
+      <w:r>
+        <w:t>q%d</w:t>
+      </w:r>
+      <w:proofErr w:type="spellEnd"/>
+      <w:r>
+        <w:t xml:space="preserve"> ", state);</w:t>
+      </w:r>
+    </w:p>
+    <w:p/>
+    <w:p>
+      <w:r>
+        <w:t xml:space="preserve">    for(</w:t>
+      </w:r>
+      <w:proofErr w:type="spellStart"/>
+      <w:r>
+        <w:t>i</w:t>
+      </w:r>
+      <w:proofErr w:type="spellEnd"/>
+      <w:r>
+        <w:t xml:space="preserve"> = 0; </w:t>
+      </w:r>
+      <w:proofErr w:type="spellStart"/>
+      <w:r>
+        <w:t>i</w:t>
+      </w:r>
+      <w:proofErr w:type="spellEnd"/>
+      <w:r>
+        <w:t xml:space="preserve"> &lt; n; </w:t>
+      </w:r>
+      <w:proofErr w:type="spellStart"/>
+      <w:r>
+        <w:t>i</w:t>
+      </w:r>
+      <w:proofErr w:type="spellEnd"/>
+      <w:r>
+        <w:t>++)</w:t>
+      </w:r>
+    </w:p>
+    <w:p>
+      <w:r>
+        <w:t xml:space="preserve">    {</w:t>
+      </w:r>
+    </w:p>
+    <w:p>
+      <w:r>
+        <w:t xml:space="preserve">        if(e[state][</w:t>
+      </w:r>
+      <w:proofErr w:type="spellStart"/>
+      <w:r>
+        <w:t>i</w:t>
+      </w:r>
+      <w:proofErr w:type="spellEnd"/>
+      <w:r>
+        <w:t>] == 1 &amp;&amp; visited[</w:t>
+      </w:r>
+      <w:proofErr w:type="spellStart"/>
+      <w:r>
+        <w:t>i</w:t>
+      </w:r>
+      <w:proofErr w:type="spellEnd"/>
+      <w:r>
+        <w:t>] == 0)</w:t>
+      </w:r>
+    </w:p>
+    <w:p>
+      <w:r>
+        <w:t xml:space="preserve">        {</w:t>
+      </w:r>
+    </w:p>
+    <w:p>
+      <w:r>
+        <w:t xml:space="preserve">            </w:t>
+      </w:r>
+      <w:proofErr w:type="spellStart"/>
+      <w:r>
+        <w:t>eclosure</w:t>
+      </w:r>
+      <w:proofErr w:type="spellEnd"/>
+      <w:r>
+        <w:t>(</w:t>
+      </w:r>
+      <w:proofErr w:type="spellStart"/>
+      <w:r>
+        <w:t>i</w:t>
+      </w:r>
+      <w:proofErr w:type="spellEnd"/>
+      <w:r>
+        <w:t>);</w:t>
+      </w:r>
+    </w:p>
+    <w:p>
+      <w:r>
+        <w:t xml:space="preserve">        }</w:t>
+      </w:r>
+    </w:p>
+    <w:p>
+      <w:r>
+        <w:t xml:space="preserve">    }</w:t>
+      </w:r>
+    </w:p>
+    <w:p>
+      <w:r>
+        <w:lastRenderedPageBreak/>
+        <w:t>}</w:t>
+      </w:r>
+    </w:p>
+    <w:p/>
+    <w:p>
+      <w:r>
+        <w:t>int main()</w:t>
+      </w:r>
+    </w:p>
+    <w:p>
+      <w:r>
+        <w:t>{</w:t>
+      </w:r>
+    </w:p>
+    <w:p>
+      <w:r>
+        <w:t xml:space="preserve">    int </w:t>
+      </w:r>
+      <w:proofErr w:type="spellStart"/>
+      <w:r>
+        <w:t>i</w:t>
+      </w:r>
+      <w:proofErr w:type="spellEnd"/>
+      <w:r>
+        <w:t>, j;</w:t>
+      </w:r>
+    </w:p>
+    <w:p/>
+    <w:p>
+      <w:r>
+        <w:t xml:space="preserve">    </w:t>
+      </w:r>
+      <w:proofErr w:type="spellStart"/>
+      <w:r>
+        <w:t>printf</w:t>
+      </w:r>
+      <w:proofErr w:type="spellEnd"/>
+      <w:r>
+        <w:t>("Enter the number of states: ");</w:t>
+      </w:r>
+    </w:p>
+    <w:p>
+      <w:r>
+        <w:t xml:space="preserve">    </w:t>
+      </w:r>
+      <w:proofErr w:type="spellStart"/>
+      <w:r>
+        <w:t>scanf</w:t>
+      </w:r>
+      <w:proofErr w:type="spellEnd"/>
+      <w:r>
+        <w:t>("%d", &amp;n);</w:t>
+      </w:r>
+    </w:p>
+    <w:p/>
+    <w:p>
+      <w:r>
+        <w:t xml:space="preserve">    </w:t>
+      </w:r>
+      <w:proofErr w:type="spellStart"/>
+      <w:r>
+        <w:t>printf</w:t>
+      </w:r>
+      <w:proofErr w:type="spellEnd"/>
+      <w:r>
+        <w:t>("\</w:t>
+      </w:r>
+      <w:proofErr w:type="spellStart"/>
+      <w:r>
+        <w:t>nEnter</w:t>
+      </w:r>
+      <w:proofErr w:type="spellEnd"/>
+      <w:r>
+        <w:t xml:space="preserve"> the epsilon transition matrix (0/1):\n");</w:t>
+      </w:r>
+    </w:p>
+    <w:p/>
+    <w:p>
+      <w:r>
+        <w:t xml:space="preserve">    for(</w:t>
+      </w:r>
+      <w:proofErr w:type="spellStart"/>
+      <w:r>
+        <w:t>i</w:t>
+      </w:r>
+      <w:proofErr w:type="spellEnd"/>
+      <w:r>
+        <w:t xml:space="preserve"> = 0; </w:t>
+      </w:r>
+      <w:proofErr w:type="spellStart"/>
+      <w:r>
+        <w:t>i</w:t>
+      </w:r>
+      <w:proofErr w:type="spellEnd"/>
+      <w:r>
+        <w:t xml:space="preserve"> &lt; n; </w:t>
+      </w:r>
+      <w:proofErr w:type="spellStart"/>
+      <w:r>
+        <w:t>i</w:t>
+      </w:r>
+      <w:proofErr w:type="spellEnd"/>
+      <w:r>
+        <w:t>++)</w:t>
+      </w:r>
+    </w:p>
+    <w:p>
+      <w:r>
+        <w:t xml:space="preserve">    {</w:t>
+      </w:r>
+    </w:p>
+    <w:p>
+      <w:r>
+        <w:t xml:space="preserve">        for(j = 0; j &lt; n; </w:t>
+      </w:r>
+      <w:proofErr w:type="spellStart"/>
+      <w:r>
+        <w:t>j++</w:t>
+      </w:r>
+      <w:proofErr w:type="spellEnd"/>
+      <w:r>
+        <w:t>)</w:t>
+      </w:r>
+    </w:p>
+    <w:p>
+      <w:r>
+        <w:t xml:space="preserve">        {</w:t>
+      </w:r>
+    </w:p>
+    <w:p>
+      <w:r>
+        <w:t xml:space="preserve">            </w:t>
+      </w:r>
+      <w:proofErr w:type="spellStart"/>
+      <w:r>
+        <w:t>scanf</w:t>
+      </w:r>
+      <w:proofErr w:type="spellEnd"/>
+      <w:r>
+        <w:t>("%d", &amp;e[</w:t>
+      </w:r>
+      <w:proofErr w:type="spellStart"/>
+      <w:r>
+        <w:t>i</w:t>
+      </w:r>
+      <w:proofErr w:type="spellEnd"/>
+      <w:r>
+        <w:t>][j]);</w:t>
+      </w:r>
+    </w:p>
+    <w:p>
+      <w:r>
+        <w:t xml:space="preserve">        }</w:t>
+      </w:r>
+    </w:p>
+    <w:p>
+      <w:r>
+        <w:t xml:space="preserve">    }</w:t>
+      </w:r>
+    </w:p>
+    <w:p/>
+    <w:p>
+      <w:r>
+        <w:t xml:space="preserve">    </w:t>
+      </w:r>
+      <w:proofErr w:type="spellStart"/>
+      <w:r>
+        <w:t>printf</w:t>
+      </w:r>
+      <w:proofErr w:type="spellEnd"/>
+      <w:r>
+        <w:t>("\</w:t>
+      </w:r>
+      <w:proofErr w:type="spellStart"/>
+      <w:r>
+        <w:t>nEpsilon</w:t>
+      </w:r>
+      <w:proofErr w:type="spellEnd"/>
+      <w:r>
+        <w:t xml:space="preserve"> Closures:\n");</w:t>
+      </w:r>
+    </w:p>
+    <w:p/>
+    <w:p>
+      <w:r>
+        <w:t xml:space="preserve">    for(</w:t>
+      </w:r>
+      <w:proofErr w:type="spellStart"/>
+      <w:r>
+        <w:t>i</w:t>
+      </w:r>
+      <w:proofErr w:type="spellEnd"/>
+      <w:r>
+        <w:t xml:space="preserve"> = 0; </w:t>
+      </w:r>
+      <w:proofErr w:type="spellStart"/>
+      <w:r>
+        <w:t>i</w:t>
+      </w:r>
+      <w:proofErr w:type="spellEnd"/>
+      <w:r>
+        <w:t xml:space="preserve"> &lt; n; </w:t>
+      </w:r>
+      <w:proofErr w:type="spellStart"/>
+      <w:r>
+        <w:t>i</w:t>
+      </w:r>
+      <w:proofErr w:type="spellEnd"/>
+      <w:r>
+        <w:t>++)</w:t>
+      </w:r>
+    </w:p>
+    <w:p>
+      <w:r>
+        <w:t xml:space="preserve">    {</w:t>
+      </w:r>
+    </w:p>
+    <w:p>
+      <w:r>
+        <w:t xml:space="preserve">        for(j = 0; j &lt; n; </w:t>
+      </w:r>
+      <w:proofErr w:type="spellStart"/>
+      <w:r>
+        <w:t>j++</w:t>
+      </w:r>
+      <w:proofErr w:type="spellEnd"/>
+      <w:r>
+        <w:t>)</w:t>
+      </w:r>
+    </w:p>
+    <w:p>
+      <w:r>
+        <w:t xml:space="preserve">            visited[j] = 0;</w:t>
+      </w:r>
+    </w:p>
+    <w:p/>
+    <w:p>
+      <w:r>
+        <w:lastRenderedPageBreak/>
+        <w:t xml:space="preserve">        </w:t>
+      </w:r>
+      <w:proofErr w:type="spellStart"/>
+      <w:r>
+        <w:t>printf</w:t>
+      </w:r>
+      <w:proofErr w:type="spellEnd"/>
+      <w:r>
+        <w:t>("ε-Closure(</w:t>
+      </w:r>
+      <w:proofErr w:type="spellStart"/>
+      <w:r>
+        <w:t>q%d</w:t>
+      </w:r>
+      <w:proofErr w:type="spellEnd"/>
+      <w:r>
+        <w:t xml:space="preserve">) = { ", </w:t>
+      </w:r>
+      <w:proofErr w:type="spellStart"/>
+      <w:r>
+        <w:t>i</w:t>
+      </w:r>
+      <w:proofErr w:type="spellEnd"/>
+      <w:r>
+        <w:t>);</w:t>
+      </w:r>
+    </w:p>
+    <w:p>
+      <w:r>
+        <w:t xml:space="preserve">        </w:t>
+      </w:r>
+      <w:proofErr w:type="spellStart"/>
+      <w:r>
+        <w:t>eclosure</w:t>
+      </w:r>
+      <w:proofErr w:type="spellEnd"/>
+      <w:r>
+        <w:t>(</w:t>
+      </w:r>
+      <w:proofErr w:type="spellStart"/>
+      <w:r>
+        <w:t>i</w:t>
+      </w:r>
+      <w:proofErr w:type="spellEnd"/>
+      <w:r>
+        <w:t>);</w:t>
+      </w:r>
+    </w:p>
+    <w:p>
+      <w:r>
+        <w:t xml:space="preserve">        </w:t>
+      </w:r>
+      <w:proofErr w:type="spellStart"/>
+      <w:r>
+        <w:t>printf</w:t>
+      </w:r>
+      <w:proofErr w:type="spellEnd"/>
+      <w:r>
+        <w:t>("}\n");</w:t>
+      </w:r>
+    </w:p>
+    <w:p>
+      <w:r>
+        <w:t xml:space="preserve">    }</w:t>
+      </w:r>
+    </w:p>
+    <w:p/>
+    <w:p>
+      <w:r>
+        <w:t xml:space="preserve">    return 0;</w:t>
+      </w:r>
+    </w:p>
+    <w:p>
+      <w:r>
+        <w:t>}</w:t>
       </w:r>
     </w:p>
     <w:sectPr>
